--- a/word_reports/LP_0073_위치_360_Bee Gees_Spirits Having F.docx
+++ b/word_reports/LP_0073_위치_360_Bee Gees_Spirits Having F.docx
@@ -4,7 +4,7 @@
   <w:body>
     <w:p>
       <w:pPr>
-        <w:spacing w:after="280"/>
+        <w:spacing w:after="80"/>
       </w:pPr>
       <w:r>
         <w:rPr w:rFonts="맑은 고딕">
@@ -13,94 +13,47 @@
           <w:color w:val="1E3A8A"/>
           <w:sz w:val="30"/>
         </w:rPr>
-        <w:t>[360] Bee Gees - Spirits Having Flown</w:t>
+        <w:t>Bee Gees (비지스) - Spirits Having Flown</w:t>
       </w:r>
     </w:p>
     <w:p>
       <w:pPr>
-        <w:spacing w:after="320"/>
+        <w:spacing w:after="240"/>
       </w:pPr>
       <w:r>
         <w:rPr w:rFonts="맑은 고딕">
           <w:rFonts w:ascii="맑은 고딕" w:hAnsi="맑은 고딕" w:eastAsia="맑은 고딕"/>
           <w:b/>
-          <w:sz w:val="20"/>
+          <w:color w:val="4B5563"/>
+          <w:sz w:val="22"/>
         </w:rPr>
-        <w:t>■ 위치 : 360</w:t>
-        <w:br/>
-      </w:r>
-      <w:r>
-        <w:rPr w:rFonts="맑은 고딕">
-          <w:rFonts w:ascii="맑은 고딕" w:hAnsi="맑은 고딕" w:eastAsia="맑은 고딕"/>
-          <w:b/>
-          <w:sz w:val="20"/>
-        </w:rPr>
-        <w:t>■ 아티스트 : Bee Gees</w:t>
-        <w:br/>
-      </w:r>
-      <w:r>
-        <w:rPr w:rFonts="맑은 고딕">
-          <w:rFonts w:ascii="맑은 고딕" w:hAnsi="맑은 고딕" w:eastAsia="맑은 고딕"/>
-          <w:b/>
-          <w:sz w:val="20"/>
-        </w:rPr>
-        <w:t>■ 앨범명 : Spirits Having Flown</w:t>
-        <w:br/>
-      </w:r>
-      <w:r>
-        <w:rPr w:rFonts="맑은 고딕">
-          <w:rFonts w:ascii="맑은 고딕" w:hAnsi="맑은 고딕" w:eastAsia="맑은 고딕"/>
-          <w:b w:val="0"/>
-          <w:sz w:val="20"/>
-        </w:rPr>
-        <w:t>■ 음반 레이블 : RSO Records</w:t>
-        <w:br/>
-      </w:r>
-      <w:r>
-        <w:rPr w:rFonts="맑은 고딕">
-          <w:rFonts w:ascii="맑은 고딕" w:hAnsi="맑은 고딕" w:eastAsia="맑은 고딕"/>
-          <w:b w:val="0"/>
-          <w:sz w:val="20"/>
-        </w:rPr>
-        <w:t>■ 발매년도 : 1979</w:t>
-        <w:br/>
-      </w:r>
-      <w:r>
-        <w:rPr w:rFonts="맑은 고딕">
-          <w:rFonts w:ascii="맑은 고딕" w:hAnsi="맑은 고딕" w:eastAsia="맑은 고딕"/>
-          <w:b w:val="0"/>
-          <w:sz w:val="20"/>
-        </w:rPr>
-        <w:t>■ 장르 : 팝, 디스코, 블루아이드 소울 (Pop, Disco, Blue-eyed Soul)</w:t>
-        <w:br/>
-      </w:r>
-      <w:r>
-        <w:rPr w:rFonts="맑은 고딕">
-          <w:rFonts w:ascii="맑은 고딕" w:hAnsi="맑은 고딕" w:eastAsia="맑은 고딕"/>
-          <w:b w:val="0"/>
-          <w:sz w:val="20"/>
-        </w:rPr>
-        <w:t>■ 주요 수록곡 : 1. Tragedy</w:t>
-        <w:br/>
+        <w:t>위치 :  360</w:t>
       </w:r>
     </w:p>
     <w:p>
       <w:pPr>
-        <w:spacing w:after="160"/>
+        <w:spacing w:line="324" w:lineRule="auto" w:before="80" w:after="160"/>
       </w:pPr>
       <w:r>
         <w:rPr w:rFonts="맑은 고딕">
           <w:rFonts w:ascii="맑은 고딕" w:hAnsi="맑은 고딕" w:eastAsia="맑은 고딕"/>
           <w:b/>
           <w:color w:val="1F2937"/>
-          <w:sz w:val="24"/>
+          <w:sz w:val="22"/>
         </w:rPr>
-        <w:t>■ 음반 해설 및 감상 가이드</w:t>
+        <w:t xml:space="preserve">[음반 소개] </w:t>
+      </w:r>
+      <w:r>
+        <w:rPr w:rFonts="맑은 고딕">
+          <w:rFonts w:ascii="맑은 고딕" w:hAnsi="맑은 고딕" w:eastAsia="맑은 고딕"/>
+          <w:b w:val="0"/>
+          <w:sz w:val="21"/>
+        </w:rPr>
       </w:r>
     </w:p>
     <w:p>
       <w:pPr>
-        <w:spacing w:line="312" w:lineRule="auto" w:after="120"/>
+        <w:spacing w:line="324" w:lineRule="auto" w:after="120"/>
       </w:pPr>
       <w:r>
         <w:rPr w:rFonts="맑은 고딕">
@@ -108,51 +61,516 @@
           <w:b w:val="0"/>
           <w:sz w:val="21"/>
         </w:rPr>
-        <w:t>1979년에 발매된 비지스(Bee Gees)의 열다섯 번째 스튜디오 앨범 《Spirits Having Flown》은 영화 《토요일 밤의 열기(Saturday Night Fever)》 사운드트랙으로 전 세계를 흔든 직후, 그룹이 음악적 최정상에 올랐음을 다시 한번 입증한 명반입니다. 이 앨범은 빌보드 앨범 차트 1위에 올랐을 뿐만 아니라 전 세계적으로 2,000만 장 이상의 판매고를 올리며 팝 음악 역사에 거대한 족적을 남겼습니다. 특히 'Too Much Heaven', 'Tragedy', 'Love You Inside Out'까지 무려 세 곡의 빌보드 싱글 차트 1위 곡을 연속으로 배출하며 70년대 후반 대중음악 씬을 완벽하게 지배했습니다.</w:t>
+        <w:t>영화 '토요일 밤의 열기(Saturday Night Fever)'가 몰고 온 미증유의 신화를 넘어, 팝 음악의 황금기 최정점에서 피어난 비지스의 열다섯 번째 정규작 《Spirits Having Flown》은 세 형제의 천재적인 화음과 원숙한 송라이팅이 집대성된 불멸의 걸작입니다. 화려한 디스코 리듬의 이면에 치밀하게 직조된 필리 소울과 정통 팝 발라드의 유려한 미학은 시대를 초월하여 듣는 이의 영혼을 깊숙이 어루만지는 서정성을 뿜어냅니다. 배리 깁 특유의 찬란한 팔세토 창법과 오케스트라 및 관악 세션이 직조해 낸 풍성한 음향의 미립자들은 대중음악이 도달할 수 있는 가장 고결하고 낭만적인 정취를 웅변합니다.</w:t>
       </w:r>
     </w:p>
     <w:p>
       <w:pPr>
-        <w:spacing w:line="312" w:lineRule="auto" w:after="120"/>
+        <w:spacing w:line="324" w:lineRule="auto" w:before="200" w:after="80"/>
       </w:pPr>
+      <w:r>
+        <w:rPr w:rFonts="맑은 고딕">
+          <w:rFonts w:ascii="맑은 고딕" w:hAnsi="맑은 고딕" w:eastAsia="맑은 고딕"/>
+          <w:b/>
+          <w:color w:val="1E3A8A"/>
+          <w:sz w:val="24"/>
+        </w:rPr>
+        <w:t>1. 음반 데이터</w:t>
+      </w:r>
+    </w:p>
+    <w:p>
+      <w:pPr>
+        <w:spacing w:line="324" w:lineRule="auto" w:after="80"/>
+      </w:pPr>
+      <w:r>
+        <w:rPr w:rFonts="맑은 고딕">
+          <w:rFonts w:ascii="맑은 고딕" w:hAnsi="맑은 고딕" w:eastAsia="맑은 고딕"/>
+          <w:b w:val="0"/>
+          <w:color w:val="6B7280"/>
+          <w:sz w:val="21"/>
+        </w:rPr>
+        <w:t xml:space="preserve">· </w:t>
+      </w:r>
+      <w:r>
+        <w:rPr w:rFonts="맑은 고딕">
+          <w:rFonts w:ascii="맑은 고딕" w:hAnsi="맑은 고딕" w:eastAsia="맑은 고딕"/>
+          <w:b/>
+          <w:color w:val="1F2937"/>
+          <w:sz w:val="21"/>
+        </w:rPr>
+        <w:t xml:space="preserve">앨범명: </w:t>
+      </w:r>
       <w:r>
         <w:rPr w:rFonts="맑은 고딕">
           <w:rFonts w:ascii="맑은 고딕" w:hAnsi="맑은 고딕" w:eastAsia="맑은 고딕"/>
           <w:b w:val="0"/>
           <w:sz w:val="21"/>
         </w:rPr>
-        <w:t>음악적으로 본 작은 깁(Gibb) 형제 특유의 정교한 하모니와 팔세토(Falsetto) 보컬이 절정에 달한 작품입니다. 배리 깁의 독보적인 고음 보컬은 보컬 그룹으로서 비지스의 정체성을 더욱 선명하게 각인시키며, 로빈과 모리스 깁의 치밀한 백킹 보컬이 합쳐져 극상의 입체감을 선사합니다. 여기에 명그룹 '시카고(Chicago)'의 호른 섹션이 참여한 고급스러운 브라스 편곡과 웅장한 오케스트레이션, 그리고 감각적인 리듬 섹션이 더해져 디스코와 소울, 팝의 경계를 넘나드는 세련된 사운드 스케이프를 완성했습니다.</w:t>
+        <w:t>Spirits Having Flown</w:t>
       </w:r>
     </w:p>
     <w:p>
       <w:pPr>
-        <w:spacing w:line="312" w:lineRule="auto" w:after="120"/>
+        <w:spacing w:line="324" w:lineRule="auto" w:after="80"/>
       </w:pPr>
+      <w:r>
+        <w:rPr w:rFonts="맑은 고딕">
+          <w:rFonts w:ascii="맑은 고딕" w:hAnsi="맑은 고딕" w:eastAsia="맑은 고딕"/>
+          <w:b w:val="0"/>
+          <w:color w:val="6B7280"/>
+          <w:sz w:val="21"/>
+        </w:rPr>
+        <w:t xml:space="preserve">· </w:t>
+      </w:r>
+      <w:r>
+        <w:rPr w:rFonts="맑은 고딕">
+          <w:rFonts w:ascii="맑은 고딕" w:hAnsi="맑은 고딕" w:eastAsia="맑은 고딕"/>
+          <w:b/>
+          <w:color w:val="1F2937"/>
+          <w:sz w:val="21"/>
+        </w:rPr>
+        <w:t xml:space="preserve">아티스트: </w:t>
+      </w:r>
       <w:r>
         <w:rPr w:rFonts="맑은 고딕">
           <w:rFonts w:ascii="맑은 고딕" w:hAnsi="맑은 고딕" w:eastAsia="맑은 고딕"/>
           <w:b w:val="0"/>
           <w:sz w:val="21"/>
         </w:rPr>
-        <w:t>수록곡 중 'Tragedy'는 폭발적인 디스코 비트와 드라마틱한 곡 전개, 배리 깁의 호소력 짙은 보컬이 어우러진 하이라이트 트랙으로, 70년대 팝 음악이 도달할 수 있는 극상의 역동성을 보여줍니다. 반면 유니세프(UNICEF)에 수익금을 기부하며 따뜻한 메시지를 전한 'Too Much Heaven'은 부드럽고 풍성한 하모니가 돋보이는 명품 발라드입니다. 미디엄 템포의 그루브가 매력적인 'Love You Inside Out'과 이국적인 리듬감이 느껴지는 타이틀곡 'Spirits (Having Flown)' 역시 앨범 전체의 완성도를 더욱 견고하게 끌어올립니다.</w:t>
+        <w:t>Bee Gees (비지스)</w:t>
       </w:r>
     </w:p>
     <w:p>
       <w:pPr>
-        <w:spacing w:line="312" w:lineRule="auto" w:after="120"/>
+        <w:spacing w:line="324" w:lineRule="auto" w:after="80"/>
       </w:pPr>
+      <w:r>
+        <w:rPr w:rFonts="맑은 고딕">
+          <w:rFonts w:ascii="맑은 고딕" w:hAnsi="맑은 고딕" w:eastAsia="맑은 고딕"/>
+          <w:b w:val="0"/>
+          <w:color w:val="6B7280"/>
+          <w:sz w:val="21"/>
+        </w:rPr>
+        <w:t xml:space="preserve">· </w:t>
+      </w:r>
+      <w:r>
+        <w:rPr w:rFonts="맑은 고딕">
+          <w:rFonts w:ascii="맑은 고딕" w:hAnsi="맑은 고딕" w:eastAsia="맑은 고딕"/>
+          <w:b/>
+          <w:color w:val="1F2937"/>
+          <w:sz w:val="21"/>
+        </w:rPr>
+        <w:t xml:space="preserve">발매 정보: </w:t>
+      </w:r>
       <w:r>
         <w:rPr w:rFonts="맑은 고딕">
           <w:rFonts w:ascii="맑은 고딕" w:hAnsi="맑은 고딕" w:eastAsia="맑은 고딕"/>
           <w:b w:val="0"/>
           <w:sz w:val="21"/>
         </w:rPr>
-        <w:t>《Spirits Having Flown》은 단순한 시대의 유행을 넘어, 70년대 스튜디오 프로덕션이 도달한 미학적 정점을 담아낸 걸작입니다. 아날로그 LP로 감상할 때 더욱 깊게 느껴지는 풍부한 현악 소리와 따뜻한 베이스 라인, 그리고 공간을 가득 채우는 형제들의 천상적인 보컬 하모니는 수십 년이 지난 지금까지도 리스너들에게 깊은 울림과 고전적인 품격을 안겨줍니다.</w:t>
+        <w:t>1979년 2월 RSO 레코드사를 통해 발매된 본작은, 전 세계를 디스코 열풍으로 뒤흔든 직후 미국 마이애미의 유서 깊은 크라이테리아 스튜디오(Criteria Studios)에서 심혈을 기울여 완성해 낸 비지스 스튜디오 프로덕션의 정점입니다.</w:t>
+      </w:r>
+    </w:p>
+    <w:p>
+      <w:pPr>
+        <w:spacing w:line="324" w:lineRule="auto" w:after="80"/>
+      </w:pPr>
+      <w:r>
+        <w:rPr w:rFonts="맑은 고딕">
+          <w:rFonts w:ascii="맑은 고딕" w:hAnsi="맑은 고딕" w:eastAsia="맑은 고딕"/>
+          <w:b w:val="0"/>
+          <w:color w:val="6B7280"/>
+          <w:sz w:val="21"/>
+        </w:rPr>
+        <w:t xml:space="preserve">· </w:t>
+      </w:r>
+      <w:r>
+        <w:rPr w:rFonts="맑은 고딕">
+          <w:rFonts w:ascii="맑은 고딕" w:hAnsi="맑은 고딕" w:eastAsia="맑은 고딕"/>
+          <w:b/>
+          <w:color w:val="1F2937"/>
+          <w:sz w:val="21"/>
+        </w:rPr>
+        <w:t xml:space="preserve">LP 인기도(판매량): </w:t>
+      </w:r>
+      <w:r>
+        <w:rPr w:rFonts="맑은 고딕">
+          <w:rFonts w:ascii="맑은 고딕" w:hAnsi="맑은 고딕" w:eastAsia="맑은 고딕"/>
+          <w:b w:val="0"/>
+          <w:sz w:val="21"/>
+        </w:rPr>
+        <w:t>발매와 동시에 미국 빌보드 200 차트와 영국 오피셜 앨범 차트를 포함한 전 세계 주요 차트 정상을 석권하였으며, 3곡의 연속 빌보드 1위 싱글을 배출하며 전 세계적으로 2,000만 장 이상의 경이적인 판매고를 기록하였습니다.</w:t>
+      </w:r>
+    </w:p>
+    <w:p>
+      <w:pPr>
+        <w:spacing w:line="324" w:lineRule="auto" w:after="80"/>
+      </w:pPr>
+      <w:r>
+        <w:rPr w:rFonts="맑은 고딕">
+          <w:rFonts w:ascii="맑은 고딕" w:hAnsi="맑은 고딕" w:eastAsia="맑은 고딕"/>
+          <w:b w:val="0"/>
+          <w:color w:val="6B7280"/>
+          <w:sz w:val="21"/>
+        </w:rPr>
+        <w:t xml:space="preserve">· </w:t>
+      </w:r>
+      <w:r>
+        <w:rPr w:rFonts="맑은 고딕">
+          <w:rFonts w:ascii="맑은 고딕" w:hAnsi="맑은 고딕" w:eastAsia="맑은 고딕"/>
+          <w:b/>
+          <w:color w:val="1F2937"/>
+          <w:sz w:val="21"/>
+        </w:rPr>
+        <w:t xml:space="preserve">각종 수상경력: </w:t>
+      </w:r>
+      <w:r>
+        <w:rPr w:rFonts="맑은 고딕">
+          <w:rFonts w:ascii="맑은 고딕" w:hAnsi="맑은 고딕" w:eastAsia="맑은 고딕"/>
+          <w:b w:val="0"/>
+          <w:sz w:val="21"/>
+        </w:rPr>
+        <w:t>1980년 아메리칸 뮤직 어워드(AMA)에서 '최우수 팝/록 앨범'과 '최우수 팝/록 그룹' 부문을 석권하였으며, 수록곡 "Too Much Heaven"의 저작권 수익을 유니세프(UNICEF)에 영구 기부하여 음악적 성취와 숭고한 인도주의적 가치를 동시에 공인받았습니다.</w:t>
+      </w:r>
+    </w:p>
+    <w:p>
+      <w:pPr>
+        <w:spacing w:line="324" w:lineRule="auto" w:before="200" w:after="80"/>
+      </w:pPr>
+      <w:r>
+        <w:rPr w:rFonts="맑은 고딕">
+          <w:rFonts w:ascii="맑은 고딕" w:hAnsi="맑은 고딕" w:eastAsia="맑은 고딕"/>
+          <w:b/>
+          <w:color w:val="1E3A8A"/>
+          <w:sz w:val="24"/>
+        </w:rPr>
+        <w:t>2. 아티스트 정보</w:t>
+      </w:r>
+    </w:p>
+    <w:p>
+      <w:pPr>
+        <w:spacing w:line="324" w:lineRule="auto" w:after="80"/>
+      </w:pPr>
+      <w:r>
+        <w:rPr w:rFonts="맑은 고딕">
+          <w:rFonts w:ascii="맑은 고딕" w:hAnsi="맑은 고딕" w:eastAsia="맑은 고딕"/>
+          <w:b w:val="0"/>
+          <w:color w:val="6B7280"/>
+          <w:sz w:val="21"/>
+        </w:rPr>
+        <w:t xml:space="preserve">· </w:t>
+      </w:r>
+      <w:r>
+        <w:rPr w:rFonts="맑은 고딕">
+          <w:rFonts w:ascii="맑은 고딕" w:hAnsi="맑은 고딕" w:eastAsia="맑은 고딕"/>
+          <w:b/>
+          <w:color w:val="1F2937"/>
+          <w:sz w:val="21"/>
+        </w:rPr>
+        <w:t xml:space="preserve">국적: </w:t>
+      </w:r>
+      <w:r>
+        <w:rPr w:rFonts="맑은 고딕">
+          <w:rFonts w:ascii="맑은 고딕" w:hAnsi="맑은 고딕" w:eastAsia="맑은 고딕"/>
+          <w:b w:val="0"/>
+          <w:sz w:val="21"/>
+        </w:rPr>
+        <w:t>영국 (활동 기반: 영국, 호주, 미국)</w:t>
+      </w:r>
+    </w:p>
+    <w:p>
+      <w:pPr>
+        <w:spacing w:line="324" w:lineRule="auto" w:after="80"/>
+      </w:pPr>
+      <w:r>
+        <w:rPr w:rFonts="맑은 고딕">
+          <w:rFonts w:ascii="맑은 고딕" w:hAnsi="맑은 고딕" w:eastAsia="맑은 고딕"/>
+          <w:b w:val="0"/>
+          <w:color w:val="6B7280"/>
+          <w:sz w:val="21"/>
+        </w:rPr>
+        <w:t xml:space="preserve">· </w:t>
+      </w:r>
+      <w:r>
+        <w:rPr w:rFonts="맑은 고딕">
+          <w:rFonts w:ascii="맑은 고딕" w:hAnsi="맑은 고딕" w:eastAsia="맑은 고딕"/>
+          <w:b/>
+          <w:color w:val="1F2937"/>
+          <w:sz w:val="21"/>
+        </w:rPr>
+        <w:t xml:space="preserve">생몰년도: </w:t>
+      </w:r>
+      <w:r>
+        <w:rPr w:rFonts="맑은 고딕">
+          <w:rFonts w:ascii="맑은 고딕" w:hAnsi="맑은 고딕" w:eastAsia="맑은 고딕"/>
+          <w:b w:val="0"/>
+          <w:sz w:val="21"/>
+        </w:rPr>
+        <w:t>배리 깁(Barry Gibb, 1946~ ), 로빈 깁(Robin Gibb, 1949~2012), 모리스 깁(Maurice Gibb, 1949~2003) / 결성: 1958년</w:t>
+      </w:r>
+    </w:p>
+    <w:p>
+      <w:pPr>
+        <w:spacing w:line="324" w:lineRule="auto" w:after="80"/>
+      </w:pPr>
+      <w:r>
+        <w:rPr w:rFonts="맑은 고딕">
+          <w:rFonts w:ascii="맑은 고딕" w:hAnsi="맑은 고딕" w:eastAsia="맑은 고딕"/>
+          <w:b w:val="0"/>
+          <w:color w:val="6B7280"/>
+          <w:sz w:val="21"/>
+        </w:rPr>
+        <w:t xml:space="preserve">· </w:t>
+      </w:r>
+      <w:r>
+        <w:rPr w:rFonts="맑은 고딕">
+          <w:rFonts w:ascii="맑은 고딕" w:hAnsi="맑은 고딕" w:eastAsia="맑은 고딕"/>
+          <w:b/>
+          <w:color w:val="1F2937"/>
+          <w:sz w:val="21"/>
+        </w:rPr>
+        <w:t xml:space="preserve">그룹 소속: </w:t>
+      </w:r>
+      <w:r>
+        <w:rPr w:rFonts="맑은 고딕">
+          <w:rFonts w:ascii="맑은 고딕" w:hAnsi="맑은 고딕" w:eastAsia="맑은 고딕"/>
+          <w:b w:val="0"/>
+          <w:sz w:val="21"/>
+        </w:rPr>
+        <w:t>3인조 형제 보컬 그룹</w:t>
+      </w:r>
+    </w:p>
+    <w:p>
+      <w:pPr>
+        <w:spacing w:line="324" w:lineRule="auto" w:after="80"/>
+      </w:pPr>
+      <w:r>
+        <w:rPr w:rFonts="맑은 고딕">
+          <w:rFonts w:ascii="맑은 고딕" w:hAnsi="맑은 고딕" w:eastAsia="맑은 고딕"/>
+          <w:b w:val="0"/>
+          <w:color w:val="6B7280"/>
+          <w:sz w:val="21"/>
+        </w:rPr>
+        <w:t xml:space="preserve">· </w:t>
+      </w:r>
+      <w:r>
+        <w:rPr w:rFonts="맑은 고딕">
+          <w:rFonts w:ascii="맑은 고딕" w:hAnsi="맑은 고딕" w:eastAsia="맑은 고딕"/>
+          <w:b/>
+          <w:color w:val="1F2937"/>
+          <w:sz w:val="21"/>
+        </w:rPr>
+        <w:t xml:space="preserve">아티스트 소개: </w:t>
+      </w:r>
+      <w:r>
+        <w:rPr w:rFonts="맑은 고딕">
+          <w:rFonts w:ascii="맑은 고딕" w:hAnsi="맑은 고딕" w:eastAsia="맑은 고딕"/>
+          <w:b w:val="0"/>
+          <w:sz w:val="21"/>
+        </w:rPr>
+        <w:t>비지스는 배리, 로빈, 모리스 깁 형제가 빚어내는 천상의 3성 하모니와 탁월한 멜로디 감각으로 반세기에 걸쳐 대중음악의 지형을 주도한 전설적인 팝 거장입니다. 1960년대 포크와 바로크 팝에서 출발하여 1970년대 소울과 디스코를 예술적 경지로 승화시킨 이들은 로큰롤 명예의 전당과 작곡가 명예의 전당에 헌액되며 팝 역사에 대체 불가능한 족적을 남겼습니다.</w:t>
+      </w:r>
+    </w:p>
+    <w:p>
+      <w:pPr>
+        <w:spacing w:line="324" w:lineRule="auto" w:before="200" w:after="80"/>
+      </w:pPr>
+      <w:r>
+        <w:rPr w:rFonts="맑은 고딕">
+          <w:rFonts w:ascii="맑은 고딕" w:hAnsi="맑은 고딕" w:eastAsia="맑은 고딕"/>
+          <w:b/>
+          <w:color w:val="1E3A8A"/>
+          <w:sz w:val="24"/>
+        </w:rPr>
+        <w:t>3. 음반 상세 분석</w:t>
+      </w:r>
+    </w:p>
+    <w:p>
+      <w:pPr>
+        <w:spacing w:line="324" w:lineRule="auto" w:after="80"/>
+      </w:pPr>
+      <w:r>
+        <w:rPr w:rFonts="맑은 고딕">
+          <w:rFonts w:ascii="맑은 고딕" w:hAnsi="맑은 고딕" w:eastAsia="맑은 고딕"/>
+          <w:b w:val="0"/>
+          <w:color w:val="6B7280"/>
+          <w:sz w:val="21"/>
+        </w:rPr>
+        <w:t xml:space="preserve">· </w:t>
+      </w:r>
+      <w:r>
+        <w:rPr w:rFonts="맑은 고딕">
+          <w:rFonts w:ascii="맑은 고딕" w:hAnsi="맑은 고딕" w:eastAsia="맑은 고딕"/>
+          <w:b/>
+          <w:color w:val="1F2937"/>
+          <w:sz w:val="21"/>
+        </w:rPr>
+        <w:t xml:space="preserve">역사적 위치: </w:t>
+      </w:r>
+      <w:r>
+        <w:rPr w:rFonts="맑은 고딕">
+          <w:rFonts w:ascii="맑은 고딕" w:hAnsi="맑은 고딕" w:eastAsia="맑은 고딕"/>
+          <w:b w:val="0"/>
+          <w:sz w:val="21"/>
+        </w:rPr>
+        <w:t>단순한 댄스 플로어의 열풍을 넘어 세련된 편곡과 탄탄한 음악성이 결합했을 때 탄생하는 정통 팝 사운드의 모범을 보여준 음반입니다. 전작에 이어 빌보드 핫 100 차트 6곡 연속 1위라는 비틀스(The Beatles)와 비견되는 전무후무한 기록을 완성하였으며, 브라스 밴드 시카고(Chicago) 멤버들의 관악 세션 협업 등을 통해 팝과 재즈, 소울의 경계를 우아하게 융합한 수작으로 평가받습니다.</w:t>
+      </w:r>
+    </w:p>
+    <w:p>
+      <w:pPr>
+        <w:spacing w:line="324" w:lineRule="auto" w:after="80"/>
+      </w:pPr>
+      <w:r>
+        <w:rPr w:rFonts="맑은 고딕">
+          <w:rFonts w:ascii="맑은 고딕" w:hAnsi="맑은 고딕" w:eastAsia="맑은 고딕"/>
+          <w:b w:val="0"/>
+          <w:color w:val="6B7280"/>
+          <w:sz w:val="21"/>
+        </w:rPr>
+        <w:t xml:space="preserve">· </w:t>
+      </w:r>
+      <w:r>
+        <w:rPr w:rFonts="맑은 고딕">
+          <w:rFonts w:ascii="맑은 고딕" w:hAnsi="맑은 고딕" w:eastAsia="맑은 고딕"/>
+          <w:b/>
+          <w:color w:val="1F2937"/>
+          <w:sz w:val="21"/>
+        </w:rPr>
+        <w:t xml:space="preserve">시대의 흔적(스토리텔링): </w:t>
+      </w:r>
+      <w:r>
+        <w:rPr w:rFonts="맑은 고딕">
+          <w:rFonts w:ascii="맑은 고딕" w:hAnsi="맑은 고딕" w:eastAsia="맑은 고딕"/>
+          <w:b w:val="0"/>
+          <w:sz w:val="21"/>
+        </w:rPr>
+        <w:t>1970년대 후반의 화려한 네온사인과 미러볼의 섬광, 그리고 그 눈부심 뒤편에 드리운 청춘들의 낭만과 애수가 앨범 전반에 아련하게 투영되어 있습니다. 치열했던 한 시대를 살아가던 젊은이들이 음반 매장 앞에서 줄을 서 바이닐을 품에 안고 느꼈을 벅찬 해방감과 사랑의 열병이, 깁 형제의 호소력 짙은 보컬 사이로 시대의 공기처럼 스며들어 있습니다.</w:t>
+      </w:r>
+    </w:p>
+    <w:p>
+      <w:pPr>
+        <w:spacing w:line="324" w:lineRule="auto" w:before="200" w:after="80"/>
+      </w:pPr>
+      <w:r>
+        <w:rPr w:rFonts="맑은 고딕">
+          <w:rFonts w:ascii="맑은 고딕" w:hAnsi="맑은 고딕" w:eastAsia="맑은 고딕"/>
+          <w:b/>
+          <w:color w:val="1E3A8A"/>
+          <w:sz w:val="24"/>
+        </w:rPr>
+        <w:t>4. 주요 수록곡 및 감상 제언</w:t>
+      </w:r>
+    </w:p>
+    <w:p>
+      <w:pPr>
+        <w:spacing w:line="324" w:lineRule="auto" w:after="80"/>
+      </w:pPr>
+      <w:r>
+        <w:rPr w:rFonts="맑은 고딕">
+          <w:rFonts w:ascii="맑은 고딕" w:hAnsi="맑은 고딕" w:eastAsia="맑은 고딕"/>
+          <w:b w:val="0"/>
+          <w:color w:val="6B7280"/>
+          <w:sz w:val="21"/>
+        </w:rPr>
+        <w:t xml:space="preserve">· </w:t>
+      </w:r>
+      <w:r>
+        <w:rPr w:rFonts="맑은 고딕">
+          <w:rFonts w:ascii="맑은 고딕" w:hAnsi="맑은 고딕" w:eastAsia="맑은 고딕"/>
+          <w:b/>
+          <w:color w:val="1F2937"/>
+          <w:sz w:val="21"/>
+        </w:rPr>
+        <w:t xml:space="preserve">주요 수록곡 특징: </w:t>
+      </w:r>
+      <w:r>
+        <w:rPr w:rFonts="맑은 고딕">
+          <w:rFonts w:ascii="맑은 고딕" w:hAnsi="맑은 고딕" w:eastAsia="맑은 고딕"/>
+          <w:b w:val="0"/>
+          <w:sz w:val="21"/>
+        </w:rPr>
+        <w:t>유니세프 헌정곡이자 서정적 하모니의 극치를 보여주는 "Too Much Heaven"은 천상의 화음으로 마음을 정화하며, 극적인 긴장감과 리드미컬한 브라스 리프가 폭발하는 "Tragedy"는 비장미 넘치는 디스코 사운드의 결정판입니다. 펑키한 그루브와 감각적인 보컬이 어우러진 "Love You Inside Out", 타이틀곡 "Spirits (Having Flown)"의 몽환적이고 이국적인 멜로디는 세 형제의 독보적인 음악적 스펙트럼을 증명합니다.</w:t>
+      </w:r>
+    </w:p>
+    <w:p>
+      <w:pPr>
+        <w:spacing w:line="324" w:lineRule="auto" w:after="80"/>
+      </w:pPr>
+      <w:r>
+        <w:rPr w:rFonts="맑은 고딕">
+          <w:rFonts w:ascii="맑은 고딕" w:hAnsi="맑은 고딕" w:eastAsia="맑은 고딕"/>
+          <w:b w:val="0"/>
+          <w:color w:val="6B7280"/>
+          <w:sz w:val="21"/>
+        </w:rPr>
+        <w:t xml:space="preserve">· </w:t>
+      </w:r>
+      <w:r>
+        <w:rPr w:rFonts="맑은 고딕">
+          <w:rFonts w:ascii="맑은 고딕" w:hAnsi="맑은 고딕" w:eastAsia="맑은 고딕"/>
+          <w:b/>
+          <w:color w:val="1F2937"/>
+          <w:sz w:val="21"/>
+        </w:rPr>
+        <w:t xml:space="preserve">빈티지 감상 제언: </w:t>
+      </w:r>
+      <w:r>
+        <w:rPr w:rFonts="맑은 고딕">
+          <w:rFonts w:ascii="맑은 고딕" w:hAnsi="맑은 고딕" w:eastAsia="맑은 고딕"/>
+          <w:b w:val="0"/>
+          <w:sz w:val="21"/>
+        </w:rPr>
+        <w:t>디지털 매체에서 자칫 자극적으로 들릴 수 있는 높은 음역대의 팔세토 보컬과 화려한 혼 섹션은, 아날로그 턴테이블의 바늘을 타고 진공관 앰프를 통과할 때 비로소 특유의 모나지 않은 온기와 벨벳 같은 질감으로 공간을 채웁니다. 어쿠스틱 기타의 섬세한 스트로크와 묵직한 베이스 라인의 타격감이 전해주는 자연스러운 울림을 위해, 따스한 중저역을 품은 빈티지 스피커 시스템에서 감상하시길 권합니다.</w:t>
+      </w:r>
+    </w:p>
+    <w:p>
+      <w:pPr>
+        <w:spacing w:line="324" w:lineRule="auto" w:after="80"/>
+      </w:pPr>
+      <w:r>
+        <w:rPr w:rFonts="맑은 고딕">
+          <w:rFonts w:ascii="맑은 고딕" w:hAnsi="맑은 고딕" w:eastAsia="맑은 고딕"/>
+          <w:b w:val="0"/>
+          <w:color w:val="6B7280"/>
+          <w:sz w:val="21"/>
+        </w:rPr>
+        <w:t xml:space="preserve">· </w:t>
+      </w:r>
+      <w:r>
+        <w:rPr w:rFonts="맑은 고딕">
+          <w:rFonts w:ascii="맑은 고딕" w:hAnsi="맑은 고딕" w:eastAsia="맑은 고딕"/>
+          <w:b/>
+          <w:color w:val="1F2937"/>
+          <w:sz w:val="21"/>
+        </w:rPr>
+        <w:t xml:space="preserve">소장 가치: </w:t>
+      </w:r>
+      <w:r>
+        <w:rPr w:rFonts="맑은 고딕">
+          <w:rFonts w:ascii="맑은 고딕" w:hAnsi="맑은 고딕" w:eastAsia="맑은 고딕"/>
+          <w:b w:val="0"/>
+          <w:sz w:val="21"/>
+        </w:rPr>
+        <w:t>팝 음악사에서 비지스가 누렸던 최고 전성기의 찬란한 에너지가 응축된 앨범이자, 당대 최고 수준의 마스터링 기술이 소리골마다 오롯이 각인되어 있는 명반입니다. 화려하면서도 격조 높은 게이트폴드 재킷과 완벽한 음악적 완성도는 정통 LP 컬렉터의 음악 서가를 빛내줄 필수적인 소장품으로서의 가치를 지닙니다.</w:t>
+      </w:r>
+    </w:p>
+    <w:p>
+      <w:pPr>
+        <w:spacing w:line="324" w:lineRule="auto" w:after="120" w:before="160"/>
+      </w:pPr>
+      <w:r>
+        <w:rPr w:rFonts="맑은 고딕">
+          <w:rFonts w:ascii="맑은 고딕" w:hAnsi="맑은 고딕" w:eastAsia="맑은 고딕"/>
+          <w:b/>
+          <w:color w:val="4338CA"/>
+          <w:sz w:val="21"/>
+        </w:rPr>
+        <w:t>이 음반을 통해 화려했던 70년대의 끝자락에서 세 형제의 찬란한 하모니가 전해주는 감동을 다시 한번 경험해 보시는 것은 어떨까요?</w:t>
       </w:r>
     </w:p>
     <w:sectPr>
       <w:pgSz w:w="12240" w:h="15840"/>
-      <w:pgMar w:top="1440" w:right="1440" w:bottom="1440" w:left="1440" w:header="720" w:footer="720" w:gutter="0"/>
+      <w:pgMar w:top="1152" w:right="1296" w:bottom="1152" w:left="1296" w:header="720" w:footer="720" w:gutter="0"/>
       <w:cols w:space="720"/>
       <w:docGrid w:linePitch="360"/>
     </w:sectPr>

--- a/word_reports/LP_0073_위치_360_Bee Gees_Spirits Having F.docx
+++ b/word_reports/LP_0073_위치_360_Bee Gees_Spirits Having F.docx
@@ -32,7 +32,7 @@
     </w:p>
     <w:p>
       <w:pPr>
-        <w:spacing w:line="324" w:lineRule="auto" w:before="80" w:after="160"/>
+        <w:spacing w:line="324" w:lineRule="auto" w:before="80" w:after="120"/>
       </w:pPr>
       <w:r>
         <w:rPr w:rFonts="맑은 고딕">
@@ -42,13 +42,6 @@
           <w:sz w:val="22"/>
         </w:rPr>
         <w:t xml:space="preserve">[음반 소개] </w:t>
-      </w:r>
-      <w:r>
-        <w:rPr w:rFonts="맑은 고딕">
-          <w:rFonts w:ascii="맑은 고딕" w:hAnsi="맑은 고딕" w:eastAsia="맑은 고딕"/>
-          <w:b w:val="0"/>
-          <w:sz w:val="21"/>
-        </w:rPr>
       </w:r>
     </w:p>
     <w:p>
@@ -61,7 +54,33 @@
           <w:b w:val="0"/>
           <w:sz w:val="21"/>
         </w:rPr>
-        <w:t>영화 '토요일 밤의 열기(Saturday Night Fever)'가 몰고 온 미증유의 신화를 넘어, 팝 음악의 황금기 최정점에서 피어난 비지스의 열다섯 번째 정규작 《Spirits Having Flown》은 세 형제의 천재적인 화음과 원숙한 송라이팅이 집대성된 불멸의 걸작입니다. 화려한 디스코 리듬의 이면에 치밀하게 직조된 필리 소울과 정통 팝 발라드의 유려한 미학은 시대를 초월하여 듣는 이의 영혼을 깊숙이 어루만지는 서정성을 뿜어냅니다. 배리 깁 특유의 찬란한 팔세토 창법과 오케스트라 및 관악 세션이 직조해 낸 풍성한 음향의 미립자들은 대중음악이 도달할 수 있는 가장 고결하고 낭만적인 정취를 웅변합니다.</w:t>
+        <w:t>1970년대 후반의 대중음악사는 비지스(Bee Gees)라는 거대한 이름 하나로 온전히 수렴됩니다. 영화 '토요일 밤의 열기(Saturday Night Fever)'로 전 지구적인 디스코 열풍을 주도하며 팝 음악의 정점에 섰던 깁 형제는, 1979년 발표한 열다섯 번째 정규 앨범 [Spirits Having Flown]을 통해 자신들이 단순한 댄스 열풍의 수혜자가 아닌, 시대를 선도하는 위대한 작곡가이자 보컬 앙상블임을 완벽하게 증명해 냈습니다. 이 앨범은 디스코라는 장르적 틀을 뛰어넘어, 오케스트레이션의 웅장함과 정교한 R&amp;B 그루브, 그리고 천상의 멜로디를 한데 엮어낸 70년대 팝 음악의 가장 찬란한 금자탑입니다.</w:t>
+      </w:r>
+    </w:p>
+    <w:p>
+      <w:pPr>
+        <w:spacing w:line="324" w:lineRule="auto" w:after="120"/>
+      </w:pPr>
+      <w:r>
+        <w:rPr w:rFonts="맑은 고딕">
+          <w:rFonts w:ascii="맑은 고딕" w:hAnsi="맑은 고딕" w:eastAsia="맑은 고딕"/>
+          <w:b w:val="0"/>
+          <w:sz w:val="21"/>
+        </w:rPr>
+        <w:t>마이애미의 유서 깊은 크라이테리아 스튜디오에서 녹음된 본작은 사운드 엔지니어링의 관점에서도 아날로그 레코딩 기술의 극치를 보여줍니다. 록 밴드 시카고(Chicago)의 브라스 섹션이 뿜어내는 호화로운 관악 편곡, 물 흐르듯 유려한 리듬 섹션 위에 얹어진 배리, 로빈, 모리스 깁 삼형제의 보컬 화음은 마치 잘 짜인 한 편의 클래식 실내악을 감상하는 듯한 착각을 불러일으킵니다. 배리 깁의 상징적인 가성(Falsetto)은 보다 깊은 소울의 심연을 탐구하고, 로빈 깁의 떨리는 듯 애절한 비브라토는 곡마다 짙은 페이소스를 불어넣으며 화려한 외양 속에 가려진 고독과 낭만을 노래합니다.</w:t>
+      </w:r>
+    </w:p>
+    <w:p>
+      <w:pPr>
+        <w:spacing w:line="324" w:lineRule="auto" w:after="120"/>
+      </w:pPr>
+      <w:r>
+        <w:rPr w:rFonts="맑은 고딕">
+          <w:rFonts w:ascii="맑은 고딕" w:hAnsi="맑은 고딕" w:eastAsia="맑은 고딕"/>
+          <w:b w:val="0"/>
+          <w:sz w:val="21"/>
+        </w:rPr>
+        <w:t>당대 청춘들에게 이 음반은 단순한 춤곡의 모음집이 아닌, 화려한 불빛 아래 숨겨진 사랑과 상실, 그리고 구원의 찬가였습니다. 유니세프에 저작권을 영구 기부하여 전 세계 굶주린 아이들을 위해 헌정된 "Too Much Heaven"의 숭고한 메시지에서 엿볼 수 있듯, 비지스는 자신들의 음악적 성공을 인류애적 연대감으로 승화시키고자 했습니다. 격동과 환희가 교차하던 70년대의 끝자락, 그 화려했던 시대의 공기를 온전히 머금은 본 앨범은 반세기가 흐른 오늘날에도 바래지 않는 은막의 별처럼 여전히 청자의 가슴에 서정적인 온기를 드리우고 있습니다.</w:t>
       </w:r>
     </w:p>
     <w:p>
@@ -168,7 +187,7 @@
           <w:b w:val="0"/>
           <w:sz w:val="21"/>
         </w:rPr>
-        <w:t>1979년 2월 RSO 레코드사를 통해 발매된 본작은, 전 세계를 디스코 열풍으로 뒤흔든 직후 미국 마이애미의 유서 깊은 크라이테리아 스튜디오(Criteria Studios)에서 심혈을 기울여 완성해 낸 비지스 스튜디오 프로덕션의 정점입니다.</w:t>
+        <w:t>1979년 2월, RSO 레코드를 통해 발매. 전 세계를 뒤흔든 '토요일 밤의 열기' 신드롬 직후, 깁 형제의 음악적 창작력과 보컬 기량이 절정에 달했을 때 선보인 역사적 정규 앨범.</w:t>
       </w:r>
     </w:p>
     <w:p>
@@ -199,7 +218,7 @@
           <w:b w:val="0"/>
           <w:sz w:val="21"/>
         </w:rPr>
-        <w:t>발매와 동시에 미국 빌보드 200 차트와 영국 오피셜 앨범 차트를 포함한 전 세계 주요 차트 정상을 석권하였으며, 3곡의 연속 빌보드 1위 싱글을 배출하며 전 세계적으로 2,000만 장 이상의 경이적인 판매고를 기록하였습니다.</w:t>
+        <w:t>발매와 동시에 미국 빌보드 200 차트 6주 연속 1위, 영국 앨범 차트 1위를 비롯해 전 세계 차트를 석권. 글로벌 누적 2,000만 장 이상의 경이적인 판매고를 기록하며 상업적으로 가장 눈부신 성공을 거둠.</w:t>
       </w:r>
     </w:p>
     <w:p>
@@ -230,7 +249,7 @@
           <w:b w:val="0"/>
           <w:sz w:val="21"/>
         </w:rPr>
-        <w:t>1980년 아메리칸 뮤직 어워드(AMA)에서 '최우수 팝/록 앨범'과 '최우수 팝/록 그룹' 부문을 석권하였으며, 수록곡 "Too Much Heaven"의 저작권 수익을 유니세프(UNICEF)에 영구 기부하여 음악적 성취와 숭고한 인도주의적 가치를 동시에 공인받았습니다.</w:t>
+        <w:t>1980년 아메리칸 뮤직 어워드(AMA) '최우수 팝/록 앨범상' 수상, 수록곡 "Too Much Heaven"의 유니세프 기부 공로로 UN 평화상 수상 및 그래미 어워드 다수 부문 노미네이트.</w:t>
       </w:r>
     </w:p>
     <w:p>
@@ -275,7 +294,7 @@
           <w:b w:val="0"/>
           <w:sz w:val="21"/>
         </w:rPr>
-        <w:t>영국 (활동 기반: 영국, 호주, 미국)</w:t>
+        <w:t>영국 (유년기 및 밴드 결성 초기 활동은 호주에서 전개)</w:t>
       </w:r>
     </w:p>
     <w:p>
@@ -306,7 +325,7 @@
           <w:b w:val="0"/>
           <w:sz w:val="21"/>
         </w:rPr>
-        <w:t>배리 깁(Barry Gibb, 1946~ ), 로빈 깁(Robin Gibb, 1949~2012), 모리스 깁(Maurice Gibb, 1949~2003) / 결성: 1958년</w:t>
+        <w:t>그룹 결성 1958년 (배리 깁 1946년생, 로빈 깁 1949~2012, 모리스 깁 1949~2003)</w:t>
       </w:r>
     </w:p>
     <w:p>
@@ -337,7 +356,7 @@
           <w:b w:val="0"/>
           <w:sz w:val="21"/>
         </w:rPr>
-        <w:t>3인조 형제 보컬 그룹</w:t>
+        <w:t>3인조 남성 보컬 그룹 (깁 3형제)</w:t>
       </w:r>
     </w:p>
     <w:p>
@@ -368,7 +387,7 @@
           <w:b w:val="0"/>
           <w:sz w:val="21"/>
         </w:rPr>
-        <w:t>비지스는 배리, 로빈, 모리스 깁 형제가 빚어내는 천상의 3성 하모니와 탁월한 멜로디 감각으로 반세기에 걸쳐 대중음악의 지형을 주도한 전설적인 팝 거장입니다. 1960년대 포크와 바로크 팝에서 출발하여 1970년대 소울과 디스코를 예술적 경지로 승화시킨 이들은 로큰롤 명예의 전당과 작곡가 명예의 전당에 헌액되며 팝 역사에 대체 불가능한 족적을 남겼습니다.</w:t>
+        <w:t>비지스는 혈육만이 빚어낼 수 있는 천상의 3성 하모니와 천재적인 송라이팅으로 팝 음악의 패러다임을 바꾼 위대한 전설입니다. 1960년대 포크 팝부터 1970년대 블루아이드 소울과 디스코에 이르기까지 끊임없는 음악적 변신을 이루어내며 대중음악사에 불멸의 족적을 남겼습니다. 배리 깁의 유려한 가성과 로빈 깁의 서정적인 감수성, 그리고 모리스 깁의 탁월한 음악적 조율은 반세기가 넘도록 전 세계 음악 팬들의 깊은 사랑을 받고 있습니다.</w:t>
       </w:r>
     </w:p>
     <w:p>
@@ -413,7 +432,7 @@
           <w:b w:val="0"/>
           <w:sz w:val="21"/>
         </w:rPr>
-        <w:t>단순한 댄스 플로어의 열풍을 넘어 세련된 편곡과 탄탄한 음악성이 결합했을 때 탄생하는 정통 팝 사운드의 모범을 보여준 음반입니다. 전작에 이어 빌보드 핫 100 차트 6곡 연속 1위라는 비틀스(The Beatles)와 비견되는 전무후무한 기록을 완성하였으며, 브라스 밴드 시카고(Chicago) 멤버들의 관악 세션 협업 등을 통해 팝과 재즈, 소울의 경계를 우아하게 융합한 수작으로 평가받습니다.</w:t>
+        <w:t>1970년대 아날로그 팝 프로덕션이 도달할 수 있는 미학적 정점을 보여주는 음반입니다. 앨범에서 싱글 컷된 세 곡이 모두 빌보드 핫 100 1위에 오르며, 비지스는 팝 역사상 비틀즈와 견줄 만한 '6곡 연속 전미 1위'라는 불멸의 대기록을 완성했습니다. 댄스 플로어의 열기와 격조 높은 오케스트럴 팝을 이토록 완벽히 결합한 작품은 팝 역사상 매우 드뭅니다.</w:t>
       </w:r>
     </w:p>
     <w:p>
@@ -444,7 +463,7 @@
           <w:b w:val="0"/>
           <w:sz w:val="21"/>
         </w:rPr>
-        <w:t>1970년대 후반의 화려한 네온사인과 미러볼의 섬광, 그리고 그 눈부심 뒤편에 드리운 청춘들의 낭만과 애수가 앨범 전반에 아련하게 투영되어 있습니다. 치열했던 한 시대를 살아가던 젊은이들이 음반 매장 앞에서 줄을 서 바이닐을 품에 안고 느꼈을 벅찬 해방감과 사랑의 열병이, 깁 형제의 호소력 짙은 보컬 사이로 시대의 공기처럼 스며들어 있습니다.</w:t>
+        <w:t>1979년은 화려했던 디스코의 전성기가 그 찬란한 황혼을 맞이하던 해였습니다. 미러볼의 화려한 불빛 아래에서 춤추던 당대 젊은이들의 낭만과, 곧 다가올 1980년대라는 새로운 시대를 향한 설렘과 불안이 고스란히 담겨 있습니다. 이 음반은 가장 뜨거웠던 70년대 청춘들의 문화적 환희와 애수를 투영한 완벽한 시대의 거울입니다.</w:t>
       </w:r>
     </w:p>
     <w:p>
@@ -489,7 +508,99 @@
           <w:b w:val="0"/>
           <w:sz w:val="21"/>
         </w:rPr>
-        <w:t>유니세프 헌정곡이자 서정적 하모니의 극치를 보여주는 "Too Much Heaven"은 천상의 화음으로 마음을 정화하며, 극적인 긴장감과 리드미컬한 브라스 리프가 폭발하는 "Tragedy"는 비장미 넘치는 디스코 사운드의 결정판입니다. 펑키한 그루브와 감각적인 보컬이 어우러진 "Love You Inside Out", 타이틀곡 "Spirits (Having Flown)"의 몽환적이고 이국적인 멜로디는 세 형제의 독보적인 음악적 스펙트럼을 증명합니다.</w:t>
+      </w:r>
+    </w:p>
+    <w:p>
+      <w:pPr>
+        <w:spacing w:line="324" w:lineRule="auto" w:after="80"/>
+      </w:pPr>
+      <w:r>
+        <w:rPr w:rFonts="맑은 고딕">
+          <w:rFonts w:ascii="맑은 고딕" w:hAnsi="맑은 고딕" w:eastAsia="맑은 고딕"/>
+          <w:b w:val="0"/>
+          <w:color w:val="6B7280"/>
+          <w:sz w:val="21"/>
+        </w:rPr>
+        <w:t xml:space="preserve">· </w:t>
+      </w:r>
+      <w:r>
+        <w:rPr w:rFonts="맑은 고딕">
+          <w:rFonts w:ascii="맑은 고딕" w:hAnsi="맑은 고딕" w:eastAsia="맑은 고딕"/>
+          <w:b/>
+          <w:color w:val="1F2937"/>
+          <w:sz w:val="21"/>
+        </w:rPr>
+        <w:t xml:space="preserve">"Tragedy": </w:t>
+      </w:r>
+      <w:r>
+        <w:rPr w:rFonts="맑은 고딕">
+          <w:rFonts w:ascii="맑은 고딕" w:hAnsi="맑은 고딕" w:eastAsia="맑은 고딕"/>
+          <w:b w:val="0"/>
+          <w:sz w:val="21"/>
+        </w:rPr>
+        <w:t>극적인 브라스와 심장을 울리는 드럼 비트, 배리 깁의 폭발적인 가성이 어우러져 비극적 운명의 슬픔을 화려하게 승화시킨 불후의 명곡.</w:t>
+      </w:r>
+    </w:p>
+    <w:p>
+      <w:pPr>
+        <w:spacing w:line="324" w:lineRule="auto" w:after="80"/>
+      </w:pPr>
+      <w:r>
+        <w:rPr w:rFonts="맑은 고딕">
+          <w:rFonts w:ascii="맑은 고딕" w:hAnsi="맑은 고딕" w:eastAsia="맑은 고딕"/>
+          <w:b w:val="0"/>
+          <w:color w:val="6B7280"/>
+          <w:sz w:val="21"/>
+        </w:rPr>
+        <w:t xml:space="preserve">· </w:t>
+      </w:r>
+      <w:r>
+        <w:rPr w:rFonts="맑은 고딕">
+          <w:rFonts w:ascii="맑은 고딕" w:hAnsi="맑은 고딕" w:eastAsia="맑은 고딕"/>
+          <w:b/>
+          <w:color w:val="1F2937"/>
+          <w:sz w:val="21"/>
+        </w:rPr>
+        <w:t xml:space="preserve">"Too Much Heaven": </w:t>
+      </w:r>
+      <w:r>
+        <w:rPr w:rFonts="맑은 고딕">
+          <w:rFonts w:ascii="맑은 고딕" w:hAnsi="맑은 고딕" w:eastAsia="맑은 고딕"/>
+          <w:b w:val="0"/>
+          <w:sz w:val="21"/>
+        </w:rPr>
+        <w:t>깁 삼형제의 유려한 화음이 물결치듯 흐르며 듣는 이의 영혼을 정화하는, 팝 발라드 역사상 가장 순수하고 서정적인 트랙.</w:t>
+      </w:r>
+    </w:p>
+    <w:p>
+      <w:pPr>
+        <w:spacing w:line="324" w:lineRule="auto" w:after="80"/>
+      </w:pPr>
+      <w:r>
+        <w:rPr w:rFonts="맑은 고딕">
+          <w:rFonts w:ascii="맑은 고딕" w:hAnsi="맑은 고딕" w:eastAsia="맑은 고딕"/>
+          <w:b w:val="0"/>
+          <w:color w:val="6B7280"/>
+          <w:sz w:val="21"/>
+        </w:rPr>
+        <w:t xml:space="preserve">· </w:t>
+      </w:r>
+      <w:r>
+        <w:rPr w:rFonts="맑은 고딕">
+          <w:rFonts w:ascii="맑은 고딕" w:hAnsi="맑은 고딕" w:eastAsia="맑은 고딕"/>
+          <w:b/>
+          <w:color w:val="1F2937"/>
+          <w:sz w:val="21"/>
+        </w:rPr>
+        <w:t xml:space="preserve">"Love You Inside Out": </w:t>
+      </w:r>
+      <w:r>
+        <w:rPr w:rFonts="맑은 고딕">
+          <w:rFonts w:ascii="맑은 고딕" w:hAnsi="맑은 고딕" w:eastAsia="맑은 고딕"/>
+          <w:b w:val="0"/>
+          <w:sz w:val="21"/>
+        </w:rPr>
+        <w:t>그루비한 베이스라인과 절제된 펑크(Funk) 리듬이 돋보이며, 세련된 편곡의 진수를 보여주는 넘버원 싱글.</w:t>
       </w:r>
     </w:p>
     <w:p>
@@ -520,7 +631,7 @@
           <w:b w:val="0"/>
           <w:sz w:val="21"/>
         </w:rPr>
-        <w:t>디지털 매체에서 자칫 자극적으로 들릴 수 있는 높은 음역대의 팔세토 보컬과 화려한 혼 섹션은, 아날로그 턴테이블의 바늘을 타고 진공관 앰프를 통과할 때 비로소 특유의 모나지 않은 온기와 벨벳 같은 질감으로 공간을 채웁니다. 어쿠스틱 기타의 섬세한 스트로크와 묵직한 베이스 라인의 타격감이 전해주는 자연스러운 울림을 위해, 따스한 중저역을 품은 빈티지 스피커 시스템에서 감상하시길 권합니다.</w:t>
+        <w:t>전설적인 밴드 시카고의 혼 섹션과 마이애미 사운드의 풍성한 어쿠스틱은 바이닐(LP) 포맷과 진공관 앰프를 경유할 때 온전한 생명력을 얻습니다. 디지털 음원에서는 느끼기 힘든 묵직한 베이스의 울림과 세 형제의 숨소리까지 포착해 내는 따스한 고역의 질감은, 청자를 단숨에 1979년 마이애미의 따뜻한 밤바람 속으로 안내합니다.</w:t>
       </w:r>
     </w:p>
     <w:p>
@@ -551,7 +662,7 @@
           <w:b w:val="0"/>
           <w:sz w:val="21"/>
         </w:rPr>
-        <w:t>팝 음악사에서 비지스가 누렸던 최고 전성기의 찬란한 에너지가 응축된 앨범이자, 당대 최고 수준의 마스터링 기술이 소리골마다 오롯이 각인되어 있는 명반입니다. 화려하면서도 격조 높은 게이트폴드 재킷과 완벽한 음악적 완성도는 정통 LP 컬렉터의 음악 서가를 빛내줄 필수적인 소장품으로서의 가치를 지닙니다.</w:t>
+        <w:t>최정점의 상업적 성공과 예술적 완성도가 이상적으로 조화를 이룬 1970년대 아날로그 팝의 찬란한 유산입니다. 깁 형제의 위대한 음악적 전성기를 오롯이 담아낸 역사적인 명반으로서, 정통 팝과 아날로그 사운드를 사랑하는 오디오파일과 LP 컬렉터라면 결코 지나칠 수 없는 필청반입니다.</w:t>
       </w:r>
     </w:p>
     <w:p>
@@ -565,7 +676,7 @@
           <w:color w:val="4338CA"/>
           <w:sz w:val="21"/>
         </w:rPr>
-        <w:t>이 음반을 통해 화려했던 70년대의 끝자락에서 세 형제의 찬란한 하모니가 전해주는 감동을 다시 한번 경험해 보시는 것은 어떨까요?</w:t>
+        <w:t>이 음반을 통해 화려했던 1970년대의 눈부신 황혼과 천상의 하모니가 전해주는 감동을 다시 한번 경험해 보시는 것은 어떨까요?</w:t>
       </w:r>
     </w:p>
     <w:sectPr>
